--- a/progress/LevelAKsystem.docx
+++ b/progress/LevelAKsystem.docx
@@ -2325,7 +2325,7 @@
               <w:tl2br w:val="nil"/>
               <w:tr2bl w:val="nil"/>
             </w:tcBorders>
-            <w:shd w:val="clear" w:color="auto" w:fill="000000" w:themeFill="text1"/>
+            <w:shd w:val="clear" w:color="auto" w:fill="auto"/>
           </w:tcPr>
           <w:p>
             <w:pPr>
@@ -2645,7 +2645,7 @@
               <w:tl2br w:val="nil"/>
               <w:tr2bl w:val="nil"/>
             </w:tcBorders>
-            <w:shd w:val="clear" w:color="auto" w:fill="FFFFFF" w:themeFill="background1"/>
+            <w:shd w:val="clear" w:color="auto" w:fill="000000" w:themeFill="text1"/>
           </w:tcPr>
           <w:p>
             <w:pPr>
@@ -36619,7 +36619,36 @@
             </w14:solidFill>
           </w14:textFill>
         </w:rPr>
-        <w:t>Total: 44.2 minutes</w:t>
+        <w:t>Total: 44.2</w:t>
+      </w:r>
+      <w:r>
+        <w:rPr>
+          <w:rStyle w:val="7"/>
+          <w:rFonts w:hint="default" w:asciiTheme="minorAscii" w:hAnsiTheme="minorAscii"/>
+          <w:color w:val="000000" w:themeColor="text1"/>
+          <w:u w:val="none"/>
+          <w:lang w:val="en-US"/>
+          <w14:textFill>
+            <w14:solidFill>
+              <w14:schemeClr w14:val="tx1"/>
+            </w14:solidFill>
+          </w14:textFill>
+        </w:rPr>
+        <w:t>0</w:t>
+      </w:r>
+      <w:r>
+        <w:rPr>
+          <w:rStyle w:val="7"/>
+          <w:rFonts w:hint="default" w:asciiTheme="minorAscii" w:hAnsiTheme="minorAscii"/>
+          <w:color w:val="000000" w:themeColor="text1"/>
+          <w:u w:val="none"/>
+          <w14:textFill>
+            <w14:solidFill>
+              <w14:schemeClr w14:val="tx1"/>
+            </w14:solidFill>
+          </w14:textFill>
+        </w:rPr>
+        <w:t xml:space="preserve"> minutes</w:t>
       </w:r>
     </w:p>
     <w:p>
@@ -38042,7 +38071,7 @@
             </w14:solidFill>
           </w14:textFill>
         </w:rPr>
-        <w:t>01</w:t>
+        <w:t>03</w:t>
       </w:r>
       <w:r>
         <w:rPr>
@@ -38397,8 +38426,6 @@
         </w:rPr>
         <w:t>40 minutes</w:t>
       </w:r>
-      <w:bookmarkStart w:id="0" w:name="_GoBack"/>
-      <w:bookmarkEnd w:id="0"/>
     </w:p>
     <w:p>
       <w:pPr>
@@ -38479,6 +38506,495 @@
       </w:r>
       <w:r>
         <w:rPr>
+          <w:rStyle w:val="6"/>
+          <w:rFonts w:hint="default" w:asciiTheme="minorAscii" w:hAnsiTheme="minorAscii"/>
+          <w:color w:val="000000" w:themeColor="text1"/>
+          <w:lang w:val="en-US"/>
+          <w14:textFill>
+            <w14:solidFill>
+              <w14:schemeClr w14:val="tx1"/>
+            </w14:solidFill>
+          </w14:textFill>
+        </w:rPr>
+        <w:t>https://codeforces.com/problemset/problem/1766/B</w:t>
+      </w:r>
+      <w:r>
+        <w:rPr>
+          <w:rFonts w:hint="default" w:asciiTheme="minorAscii" w:hAnsiTheme="minorAscii"/>
+          <w:color w:val="000000" w:themeColor="text1"/>
+          <w:lang w:val="en-US"/>
+          <w14:textFill>
+            <w14:solidFill>
+              <w14:schemeClr w14:val="tx1"/>
+            </w14:solidFill>
+          </w14:textFill>
+        </w:rPr>
+        <w:fldChar w:fldCharType="end"/>
+      </w:r>
+      <w:r>
+        <w:rPr>
+          <w:rFonts w:hint="default" w:asciiTheme="minorAscii" w:hAnsiTheme="minorAscii"/>
+          <w:color w:val="000000" w:themeColor="text1"/>
+          <w14:textFill>
+            <w14:solidFill>
+              <w14:schemeClr w14:val="tx1"/>
+            </w14:solidFill>
+          </w14:textFill>
+        </w:rPr>
+        <w:t xml:space="preserve">  (</w:t>
+      </w:r>
+      <w:r>
+        <w:rPr>
+          <w:rFonts w:hint="default" w:asciiTheme="minorAscii" w:hAnsiTheme="minorAscii"/>
+          <w:color w:val="000000" w:themeColor="text1"/>
+          <w:lang w:val="en-US"/>
+          <w14:textFill>
+            <w14:solidFill>
+              <w14:schemeClr w14:val="tx1"/>
+            </w14:solidFill>
+          </w14:textFill>
+        </w:rPr>
+        <w:t>10</w:t>
+      </w:r>
+      <w:r>
+        <w:rPr>
+          <w:rFonts w:hint="default" w:asciiTheme="minorAscii" w:hAnsiTheme="minorAscii"/>
+          <w:color w:val="000000" w:themeColor="text1"/>
+          <w14:textFill>
+            <w14:solidFill>
+              <w14:schemeClr w14:val="tx1"/>
+            </w14:solidFill>
+          </w14:textFill>
+        </w:rPr>
+        <w:t xml:space="preserve">00) -&gt; </w:t>
+      </w:r>
+      <w:r>
+        <w:rPr>
+          <w:rFonts w:hint="default" w:asciiTheme="minorAscii" w:hAnsiTheme="minorAscii"/>
+          <w:color w:val="000000" w:themeColor="text1"/>
+          <w:lang w:val="en-US"/>
+          <w14:textFill>
+            <w14:solidFill>
+              <w14:schemeClr w14:val="tx1"/>
+            </w14:solidFill>
+          </w14:textFill>
+        </w:rPr>
+        <w:t>11.05 minutes</w:t>
+      </w:r>
+    </w:p>
+    <w:p>
+      <w:pPr>
+        <w:rPr>
+          <w:rStyle w:val="7"/>
+          <w:rFonts w:hint="default" w:asciiTheme="minorAscii" w:hAnsiTheme="minorAscii"/>
+          <w:color w:val="000000" w:themeColor="text1"/>
+          <w:u w:val="none"/>
+          <w:lang w:val="en-US"/>
+          <w14:textFill>
+            <w14:solidFill>
+              <w14:schemeClr w14:val="tx1"/>
+            </w14:solidFill>
+          </w14:textFill>
+        </w:rPr>
+      </w:pPr>
+      <w:r>
+        <w:rPr>
+          <w:rFonts w:hint="default" w:asciiTheme="minorAscii" w:hAnsiTheme="minorAscii"/>
+          <w:color w:val="000000" w:themeColor="text1"/>
+          <w14:textFill>
+            <w14:solidFill>
+              <w14:schemeClr w14:val="tx1"/>
+            </w14:solidFill>
+          </w14:textFill>
+        </w:rPr>
+        <w:t xml:space="preserve">P4: </w:t>
+      </w:r>
+      <w:r>
+        <w:rPr>
+          <w:rFonts w:hint="default" w:asciiTheme="minorAscii" w:hAnsiTheme="minorAscii"/>
+          <w:color w:val="000000" w:themeColor="text1"/>
+          <w14:textFill>
+            <w14:solidFill>
+              <w14:schemeClr w14:val="tx1"/>
+            </w14:solidFill>
+          </w14:textFill>
+        </w:rPr>
+        <w:fldChar w:fldCharType="begin"/>
+      </w:r>
+      <w:r>
+        <w:rPr>
+          <w:rFonts w:hint="default" w:asciiTheme="minorAscii" w:hAnsiTheme="minorAscii"/>
+          <w:color w:val="000000" w:themeColor="text1"/>
+          <w14:textFill>
+            <w14:solidFill>
+              <w14:schemeClr w14:val="tx1"/>
+            </w14:solidFill>
+          </w14:textFill>
+        </w:rPr>
+        <w:instrText xml:space="preserve"> HYPERLINK "https://codeforces.com/problemset/problem/1809/B" </w:instrText>
+      </w:r>
+      <w:r>
+        <w:rPr>
+          <w:rFonts w:hint="default" w:asciiTheme="minorAscii" w:hAnsiTheme="minorAscii"/>
+          <w:color w:val="000000" w:themeColor="text1"/>
+          <w14:textFill>
+            <w14:solidFill>
+              <w14:schemeClr w14:val="tx1"/>
+            </w14:solidFill>
+          </w14:textFill>
+        </w:rPr>
+        <w:fldChar w:fldCharType="separate"/>
+      </w:r>
+      <w:r>
+        <w:rPr>
+          <w:rStyle w:val="6"/>
+          <w:rFonts w:hint="default" w:asciiTheme="minorAscii" w:hAnsiTheme="minorAscii"/>
+          <w:color w:val="000000" w:themeColor="text1"/>
+          <w14:textFill>
+            <w14:solidFill>
+              <w14:schemeClr w14:val="tx1"/>
+            </w14:solidFill>
+          </w14:textFill>
+        </w:rPr>
+        <w:t>https://codeforces.com/problemset/problem/1809/B</w:t>
+      </w:r>
+      <w:r>
+        <w:rPr>
+          <w:rFonts w:hint="default" w:asciiTheme="minorAscii" w:hAnsiTheme="minorAscii"/>
+          <w:color w:val="000000" w:themeColor="text1"/>
+          <w14:textFill>
+            <w14:solidFill>
+              <w14:schemeClr w14:val="tx1"/>
+            </w14:solidFill>
+          </w14:textFill>
+        </w:rPr>
+        <w:fldChar w:fldCharType="end"/>
+      </w:r>
+      <w:r>
+        <w:rPr>
+          <w:rFonts w:hint="default" w:asciiTheme="minorAscii" w:hAnsiTheme="minorAscii"/>
+          <w:color w:val="000000" w:themeColor="text1"/>
+          <w14:textFill>
+            <w14:solidFill>
+              <w14:schemeClr w14:val="tx1"/>
+            </w14:solidFill>
+          </w14:textFill>
+        </w:rPr>
+        <w:t xml:space="preserve"> (1000) -&gt; </w:t>
+      </w:r>
+      <w:r>
+        <w:rPr>
+          <w:rFonts w:hint="default" w:asciiTheme="minorAscii" w:hAnsiTheme="minorAscii"/>
+          <w:color w:val="000000" w:themeColor="text1"/>
+          <w:lang w:val="en-US"/>
+          <w14:textFill>
+            <w14:solidFill>
+              <w14:schemeClr w14:val="tx1"/>
+            </w14:solidFill>
+          </w14:textFill>
+        </w:rPr>
+        <w:t>21.30 minutes</w:t>
+      </w:r>
+    </w:p>
+    <w:p>
+      <w:pPr>
+        <w:rPr>
+          <w:rStyle w:val="7"/>
+          <w:rFonts w:hint="default" w:asciiTheme="minorAscii" w:hAnsiTheme="minorAscii"/>
+          <w:color w:val="000000" w:themeColor="text1"/>
+          <w:u w:val="none"/>
+          <w:lang w:val="en-US"/>
+          <w14:textFill>
+            <w14:solidFill>
+              <w14:schemeClr w14:val="tx1"/>
+            </w14:solidFill>
+          </w14:textFill>
+        </w:rPr>
+      </w:pPr>
+      <w:r>
+        <w:rPr>
+          <w:rStyle w:val="7"/>
+          <w:rFonts w:hint="default" w:asciiTheme="minorAscii" w:hAnsiTheme="minorAscii"/>
+          <w:color w:val="000000" w:themeColor="text1"/>
+          <w:u w:val="none"/>
+          <w14:textFill>
+            <w14:solidFill>
+              <w14:schemeClr w14:val="tx1"/>
+            </w14:solidFill>
+          </w14:textFill>
+        </w:rPr>
+        <w:t xml:space="preserve">Total: </w:t>
+      </w:r>
+      <w:r>
+        <w:rPr>
+          <w:rStyle w:val="7"/>
+          <w:rFonts w:hint="default" w:asciiTheme="minorAscii" w:hAnsiTheme="minorAscii"/>
+          <w:color w:val="000000" w:themeColor="text1"/>
+          <w:u w:val="none"/>
+          <w:lang w:val="en-US"/>
+          <w14:textFill>
+            <w14:solidFill>
+              <w14:schemeClr w14:val="tx1"/>
+            </w14:solidFill>
+          </w14:textFill>
+        </w:rPr>
+        <w:t>74.09 minutes</w:t>
+      </w:r>
+    </w:p>
+    <w:p>
+      <w:pPr>
+        <w:rPr>
+          <w:rStyle w:val="7"/>
+          <w:color w:val="000000" w:themeColor="text1"/>
+          <w:u w:val="none"/>
+          <w14:textFill>
+            <w14:solidFill>
+              <w14:schemeClr w14:val="tx1"/>
+            </w14:solidFill>
+          </w14:textFill>
+        </w:rPr>
+      </w:pPr>
+    </w:p>
+    <w:p>
+      <w:pPr>
+        <w:rPr>
+          <w:rFonts w:hint="default" w:asciiTheme="minorAscii" w:hAnsiTheme="minorAscii"/>
+          <w:color w:val="FF0000"/>
+          <w:sz w:val="36"/>
+          <w:szCs w:val="36"/>
+        </w:rPr>
+      </w:pPr>
+      <w:r>
+        <w:rPr>
+          <w:rFonts w:hint="default" w:asciiTheme="minorAscii" w:hAnsiTheme="minorAscii"/>
+          <w:color w:val="FF0000"/>
+          <w:sz w:val="36"/>
+          <w:szCs w:val="36"/>
+        </w:rPr>
+        <w:t xml:space="preserve">Set </w:t>
+      </w:r>
+      <w:r>
+        <w:rPr>
+          <w:rFonts w:hint="default" w:asciiTheme="minorAscii" w:hAnsiTheme="minorAscii"/>
+          <w:color w:val="FF0000"/>
+          <w:sz w:val="36"/>
+          <w:szCs w:val="36"/>
+          <w:lang w:val="en-US"/>
+        </w:rPr>
+        <w:t>7</w:t>
+      </w:r>
+      <w:r>
+        <w:rPr>
+          <w:rFonts w:hint="default" w:asciiTheme="minorAscii" w:hAnsiTheme="minorAscii"/>
+          <w:color w:val="FF0000"/>
+          <w:sz w:val="36"/>
+          <w:szCs w:val="36"/>
+        </w:rPr>
+        <w:t xml:space="preserve"> </w:t>
+      </w:r>
+    </w:p>
+    <w:p>
+      <w:pPr>
+        <w:rPr>
+          <w:rFonts w:hint="default" w:asciiTheme="minorAscii" w:hAnsiTheme="minorAscii"/>
+          <w:b/>
+          <w:bCs/>
+          <w:color w:val="000000" w:themeColor="text1"/>
+          <w14:textFill>
+            <w14:solidFill>
+              <w14:schemeClr w14:val="tx1"/>
+            </w14:solidFill>
+          </w14:textFill>
+        </w:rPr>
+      </w:pPr>
+      <w:r>
+        <w:rPr>
+          <w:rFonts w:hint="default" w:asciiTheme="minorAscii" w:hAnsiTheme="minorAscii"/>
+          <w:b/>
+          <w:bCs/>
+          <w:color w:val="000000" w:themeColor="text1"/>
+          <w:lang w:val="en-US"/>
+          <w14:textFill>
+            <w14:solidFill>
+              <w14:schemeClr w14:val="tx1"/>
+            </w14:solidFill>
+          </w14:textFill>
+        </w:rPr>
+        <w:t>03</w:t>
+      </w:r>
+      <w:r>
+        <w:rPr>
+          <w:rFonts w:hint="default" w:asciiTheme="minorAscii" w:hAnsiTheme="minorAscii"/>
+          <w:b/>
+          <w:bCs/>
+          <w:color w:val="000000" w:themeColor="text1"/>
+          <w14:textFill>
+            <w14:solidFill>
+              <w14:schemeClr w14:val="tx1"/>
+            </w14:solidFill>
+          </w14:textFill>
+        </w:rPr>
+        <w:t>.0</w:t>
+      </w:r>
+      <w:r>
+        <w:rPr>
+          <w:rFonts w:hint="default" w:asciiTheme="minorAscii" w:hAnsiTheme="minorAscii"/>
+          <w:b/>
+          <w:bCs/>
+          <w:color w:val="000000" w:themeColor="text1"/>
+          <w:lang w:val="en-US"/>
+          <w14:textFill>
+            <w14:solidFill>
+              <w14:schemeClr w14:val="tx1"/>
+            </w14:solidFill>
+          </w14:textFill>
+        </w:rPr>
+        <w:t>4</w:t>
+      </w:r>
+      <w:r>
+        <w:rPr>
+          <w:rFonts w:hint="default" w:asciiTheme="minorAscii" w:hAnsiTheme="minorAscii"/>
+          <w:b/>
+          <w:bCs/>
+          <w:color w:val="000000" w:themeColor="text1"/>
+          <w14:textFill>
+            <w14:solidFill>
+              <w14:schemeClr w14:val="tx1"/>
+            </w14:solidFill>
+          </w14:textFill>
+        </w:rPr>
+        <w:t>.2026</w:t>
+      </w:r>
+    </w:p>
+    <w:p>
+      <w:pPr>
+        <w:rPr>
+          <w:rFonts w:hint="default" w:asciiTheme="minorAscii" w:hAnsiTheme="minorAscii"/>
+          <w:color w:val="000000" w:themeColor="text1"/>
+          <w14:textFill>
+            <w14:solidFill>
+              <w14:schemeClr w14:val="tx1"/>
+            </w14:solidFill>
+          </w14:textFill>
+        </w:rPr>
+      </w:pPr>
+      <w:r>
+        <w:rPr>
+          <w:rFonts w:hint="default" w:asciiTheme="minorAscii" w:hAnsiTheme="minorAscii"/>
+          <w:color w:val="000000" w:themeColor="text1"/>
+          <w14:textFill>
+            <w14:solidFill>
+              <w14:schemeClr w14:val="tx1"/>
+            </w14:solidFill>
+          </w14:textFill>
+        </w:rPr>
+        <w:t xml:space="preserve">Level </w:t>
+      </w:r>
+      <w:r>
+        <w:rPr>
+          <w:rFonts w:hint="default" w:asciiTheme="minorAscii" w:hAnsiTheme="minorAscii"/>
+          <w:color w:val="000000" w:themeColor="text1"/>
+          <w:lang w:val="en-US"/>
+          <w14:textFill>
+            <w14:solidFill>
+              <w14:schemeClr w14:val="tx1"/>
+            </w14:solidFill>
+          </w14:textFill>
+        </w:rPr>
+        <w:t>7</w:t>
+      </w:r>
+      <w:r>
+        <w:rPr>
+          <w:rFonts w:hint="default" w:asciiTheme="minorAscii" w:hAnsiTheme="minorAscii"/>
+          <w:color w:val="000000" w:themeColor="text1"/>
+          <w14:textFill>
+            <w14:solidFill>
+              <w14:schemeClr w14:val="tx1"/>
+            </w14:solidFill>
+          </w14:textFill>
+        </w:rPr>
+        <w:t xml:space="preserve">: </w:t>
+      </w:r>
+    </w:p>
+    <w:p>
+      <w:pPr>
+        <w:rPr>
+          <w:rFonts w:hint="default" w:asciiTheme="minorAscii" w:hAnsiTheme="minorAscii"/>
+          <w:color w:val="000000" w:themeColor="text1"/>
+          <w:lang w:val="en-US"/>
+          <w14:textFill>
+            <w14:solidFill>
+              <w14:schemeClr w14:val="tx1"/>
+            </w14:solidFill>
+          </w14:textFill>
+        </w:rPr>
+      </w:pPr>
+      <w:r>
+        <w:rPr>
+          <w:rFonts w:hint="default" w:asciiTheme="minorAscii" w:hAnsiTheme="minorAscii"/>
+          <w:color w:val="000000" w:themeColor="text1"/>
+          <w14:textFill>
+            <w14:solidFill>
+              <w14:schemeClr w14:val="tx1"/>
+            </w14:solidFill>
+          </w14:textFill>
+        </w:rPr>
+        <w:t>P1:</w:t>
+      </w:r>
+      <w:r>
+        <w:rPr>
+          <w:rFonts w:hint="default" w:asciiTheme="minorAscii" w:hAnsiTheme="minorAscii"/>
+          <w:color w:val="000000" w:themeColor="text1"/>
+          <w:lang w:val="en-US"/>
+          <w14:textFill>
+            <w14:solidFill>
+              <w14:schemeClr w14:val="tx1"/>
+            </w14:solidFill>
+          </w14:textFill>
+        </w:rPr>
+        <w:t xml:space="preserve"> </w:t>
+      </w:r>
+      <w:r>
+        <w:rPr>
+          <w:rFonts w:hint="default" w:asciiTheme="minorAscii" w:hAnsiTheme="minorAscii"/>
+          <w:color w:val="000000" w:themeColor="text1"/>
+          <w:lang w:val="en-US"/>
+          <w14:textFill>
+            <w14:solidFill>
+              <w14:schemeClr w14:val="tx1"/>
+            </w14:solidFill>
+          </w14:textFill>
+        </w:rPr>
+        <w:fldChar w:fldCharType="begin"/>
+      </w:r>
+      <w:r>
+        <w:rPr>
+          <w:rFonts w:hint="default" w:asciiTheme="minorAscii" w:hAnsiTheme="minorAscii"/>
+          <w:color w:val="000000" w:themeColor="text1"/>
+          <w:lang w:val="en-US"/>
+          <w14:textFill>
+            <w14:solidFill>
+              <w14:schemeClr w14:val="tx1"/>
+            </w14:solidFill>
+          </w14:textFill>
+        </w:rPr>
+        <w:instrText xml:space="preserve"> HYPERLINK "https://codeforces.com/problemset/problem/2035/A" </w:instrText>
+      </w:r>
+      <w:r>
+        <w:rPr>
+          <w:rFonts w:hint="default" w:asciiTheme="minorAscii" w:hAnsiTheme="minorAscii"/>
+          <w:color w:val="000000" w:themeColor="text1"/>
+          <w:lang w:val="en-US"/>
+          <w14:textFill>
+            <w14:solidFill>
+              <w14:schemeClr w14:val="tx1"/>
+            </w14:solidFill>
+          </w14:textFill>
+        </w:rPr>
+        <w:fldChar w:fldCharType="separate"/>
+      </w:r>
+      <w:r>
+        <w:rPr>
           <w:rStyle w:val="7"/>
           <w:rFonts w:hint="default" w:asciiTheme="minorAscii" w:hAnsiTheme="minorAscii"/>
           <w:color w:val="000000" w:themeColor="text1"/>
@@ -38489,7 +39005,279 @@
             </w14:solidFill>
           </w14:textFill>
         </w:rPr>
-        <w:t>https://codeforces.com/problemset/problem/1766/B</w:t>
+        <w:t>https://codeforces.com/problemset/problem/2035/A</w:t>
+      </w:r>
+      <w:r>
+        <w:rPr>
+          <w:rFonts w:hint="default" w:asciiTheme="minorAscii" w:hAnsiTheme="minorAscii"/>
+          <w:color w:val="000000" w:themeColor="text1"/>
+          <w:lang w:val="en-US"/>
+          <w14:textFill>
+            <w14:solidFill>
+              <w14:schemeClr w14:val="tx1"/>
+            </w14:solidFill>
+          </w14:textFill>
+        </w:rPr>
+        <w:fldChar w:fldCharType="end"/>
+      </w:r>
+      <w:r>
+        <w:rPr>
+          <w:rFonts w:hint="default" w:asciiTheme="minorAscii" w:hAnsiTheme="minorAscii"/>
+          <w:color w:val="000000" w:themeColor="text1"/>
+          <w:lang w:val="en-US"/>
+          <w14:textFill>
+            <w14:solidFill>
+              <w14:schemeClr w14:val="tx1"/>
+            </w14:solidFill>
+          </w14:textFill>
+        </w:rPr>
+        <w:t xml:space="preserve"> </w:t>
+      </w:r>
+      <w:r>
+        <w:rPr>
+          <w:rFonts w:hint="default" w:asciiTheme="minorAscii" w:hAnsiTheme="minorAscii"/>
+          <w:color w:val="000000" w:themeColor="text1"/>
+          <w14:textFill>
+            <w14:solidFill>
+              <w14:schemeClr w14:val="tx1"/>
+            </w14:solidFill>
+          </w14:textFill>
+        </w:rPr>
+        <w:t xml:space="preserve">  (800) -&gt; </w:t>
+      </w:r>
+    </w:p>
+    <w:p>
+      <w:pPr>
+        <w:rPr>
+          <w:rFonts w:hint="default" w:asciiTheme="minorAscii" w:hAnsiTheme="minorAscii"/>
+          <w:color w:val="000000" w:themeColor="text1"/>
+          <w:lang w:val="en-US"/>
+          <w14:textFill>
+            <w14:solidFill>
+              <w14:schemeClr w14:val="tx1"/>
+            </w14:solidFill>
+          </w14:textFill>
+        </w:rPr>
+      </w:pPr>
+      <w:r>
+        <w:rPr>
+          <w:rFonts w:hint="default" w:asciiTheme="minorAscii" w:hAnsiTheme="minorAscii"/>
+          <w:color w:val="000000" w:themeColor="text1"/>
+          <w14:textFill>
+            <w14:solidFill>
+              <w14:schemeClr w14:val="tx1"/>
+            </w14:solidFill>
+          </w14:textFill>
+        </w:rPr>
+        <w:t>P2:</w:t>
+      </w:r>
+      <w:r>
+        <w:rPr>
+          <w:rFonts w:hint="default" w:asciiTheme="minorAscii" w:hAnsiTheme="minorAscii"/>
+          <w:color w:val="000000" w:themeColor="text1"/>
+          <w:lang w:val="en-US"/>
+          <w14:textFill>
+            <w14:solidFill>
+              <w14:schemeClr w14:val="tx1"/>
+            </w14:solidFill>
+          </w14:textFill>
+        </w:rPr>
+        <w:t xml:space="preserve"> </w:t>
+      </w:r>
+      <w:r>
+        <w:rPr>
+          <w:rFonts w:hint="default" w:asciiTheme="minorAscii" w:hAnsiTheme="minorAscii"/>
+          <w:color w:val="000000" w:themeColor="text1"/>
+          <w:lang w:val="en-US"/>
+          <w14:textFill>
+            <w14:solidFill>
+              <w14:schemeClr w14:val="tx1"/>
+            </w14:solidFill>
+          </w14:textFill>
+        </w:rPr>
+        <w:fldChar w:fldCharType="begin"/>
+      </w:r>
+      <w:r>
+        <w:rPr>
+          <w:rFonts w:hint="default" w:asciiTheme="minorAscii" w:hAnsiTheme="minorAscii"/>
+          <w:color w:val="000000" w:themeColor="text1"/>
+          <w:lang w:val="en-US"/>
+          <w14:textFill>
+            <w14:solidFill>
+              <w14:schemeClr w14:val="tx1"/>
+            </w14:solidFill>
+          </w14:textFill>
+        </w:rPr>
+        <w:instrText xml:space="preserve"> HYPERLINK "https://codeforces.com/problemset/problem/1411/B" </w:instrText>
+      </w:r>
+      <w:r>
+        <w:rPr>
+          <w:rFonts w:hint="default" w:asciiTheme="minorAscii" w:hAnsiTheme="minorAscii"/>
+          <w:color w:val="000000" w:themeColor="text1"/>
+          <w:lang w:val="en-US"/>
+          <w14:textFill>
+            <w14:solidFill>
+              <w14:schemeClr w14:val="tx1"/>
+            </w14:solidFill>
+          </w14:textFill>
+        </w:rPr>
+        <w:fldChar w:fldCharType="separate"/>
+      </w:r>
+      <w:r>
+        <w:rPr>
+          <w:rStyle w:val="7"/>
+          <w:rFonts w:hint="default" w:asciiTheme="minorAscii" w:hAnsiTheme="minorAscii"/>
+          <w:color w:val="000000" w:themeColor="text1"/>
+          <w:lang w:val="en-US"/>
+          <w14:textFill>
+            <w14:solidFill>
+              <w14:schemeClr w14:val="tx1"/>
+            </w14:solidFill>
+          </w14:textFill>
+        </w:rPr>
+        <w:t>https://codeforces.com/problemset/problem/1411/B</w:t>
+      </w:r>
+      <w:r>
+        <w:rPr>
+          <w:rFonts w:hint="default" w:asciiTheme="minorAscii" w:hAnsiTheme="minorAscii"/>
+          <w:color w:val="000000" w:themeColor="text1"/>
+          <w:lang w:val="en-US"/>
+          <w14:textFill>
+            <w14:solidFill>
+              <w14:schemeClr w14:val="tx1"/>
+            </w14:solidFill>
+          </w14:textFill>
+        </w:rPr>
+        <w:fldChar w:fldCharType="end"/>
+      </w:r>
+      <w:r>
+        <w:rPr>
+          <w:rFonts w:hint="default" w:asciiTheme="minorAscii" w:hAnsiTheme="minorAscii"/>
+          <w:color w:val="000000" w:themeColor="text1"/>
+          <w14:textFill>
+            <w14:solidFill>
+              <w14:schemeClr w14:val="tx1"/>
+            </w14:solidFill>
+          </w14:textFill>
+        </w:rPr>
+        <w:t xml:space="preserve">  (</w:t>
+      </w:r>
+      <w:r>
+        <w:rPr>
+          <w:rFonts w:hint="default" w:asciiTheme="minorAscii" w:hAnsiTheme="minorAscii"/>
+          <w:color w:val="000000" w:themeColor="text1"/>
+          <w:lang w:val="en-US"/>
+          <w14:textFill>
+            <w14:solidFill>
+              <w14:schemeClr w14:val="tx1"/>
+            </w14:solidFill>
+          </w14:textFill>
+        </w:rPr>
+        <w:t>1000</w:t>
+      </w:r>
+      <w:r>
+        <w:rPr>
+          <w:rFonts w:hint="default" w:asciiTheme="minorAscii" w:hAnsiTheme="minorAscii"/>
+          <w:color w:val="000000" w:themeColor="text1"/>
+          <w14:textFill>
+            <w14:solidFill>
+              <w14:schemeClr w14:val="tx1"/>
+            </w14:solidFill>
+          </w14:textFill>
+        </w:rPr>
+        <w:t xml:space="preserve">) -&gt; </w:t>
+      </w:r>
+    </w:p>
+    <w:p>
+      <w:pPr>
+        <w:rPr>
+          <w:rFonts w:hint="default" w:asciiTheme="minorAscii" w:hAnsiTheme="minorAscii"/>
+          <w:color w:val="000000" w:themeColor="text1"/>
+          <w:lang w:val="en-US"/>
+          <w14:textFill>
+            <w14:solidFill>
+              <w14:schemeClr w14:val="tx1"/>
+            </w14:solidFill>
+          </w14:textFill>
+        </w:rPr>
+      </w:pPr>
+      <w:r>
+        <w:rPr>
+          <w:rFonts w:hint="default" w:asciiTheme="minorAscii" w:hAnsiTheme="minorAscii"/>
+          <w:color w:val="000000" w:themeColor="text1"/>
+          <w14:textFill>
+            <w14:solidFill>
+              <w14:schemeClr w14:val="tx1"/>
+            </w14:solidFill>
+          </w14:textFill>
+        </w:rPr>
+        <w:t>P3:</w:t>
+      </w:r>
+      <w:r>
+        <w:rPr>
+          <w:rFonts w:hint="default" w:asciiTheme="minorAscii" w:hAnsiTheme="minorAscii"/>
+          <w:color w:val="000000" w:themeColor="text1"/>
+          <w:lang w:val="en-US"/>
+          <w14:textFill>
+            <w14:solidFill>
+              <w14:schemeClr w14:val="tx1"/>
+            </w14:solidFill>
+          </w14:textFill>
+        </w:rPr>
+        <w:t xml:space="preserve"> </w:t>
+      </w:r>
+      <w:r>
+        <w:rPr>
+          <w:rFonts w:hint="default" w:asciiTheme="minorAscii" w:hAnsiTheme="minorAscii"/>
+          <w:color w:val="000000" w:themeColor="text1"/>
+          <w:lang w:val="en-US"/>
+          <w14:textFill>
+            <w14:solidFill>
+              <w14:schemeClr w14:val="tx1"/>
+            </w14:solidFill>
+          </w14:textFill>
+        </w:rPr>
+        <w:fldChar w:fldCharType="begin"/>
+      </w:r>
+      <w:r>
+        <w:rPr>
+          <w:rFonts w:hint="default" w:asciiTheme="minorAscii" w:hAnsiTheme="minorAscii"/>
+          <w:color w:val="000000" w:themeColor="text1"/>
+          <w:lang w:val="en-US"/>
+          <w14:textFill>
+            <w14:solidFill>
+              <w14:schemeClr w14:val="tx1"/>
+            </w14:solidFill>
+          </w14:textFill>
+        </w:rPr>
+        <w:instrText xml:space="preserve"> HYPERLINK "https://codeforces.com/problemset/problem/1359/A" </w:instrText>
+      </w:r>
+      <w:r>
+        <w:rPr>
+          <w:rFonts w:hint="default" w:asciiTheme="minorAscii" w:hAnsiTheme="minorAscii"/>
+          <w:color w:val="000000" w:themeColor="text1"/>
+          <w:lang w:val="en-US"/>
+          <w14:textFill>
+            <w14:solidFill>
+              <w14:schemeClr w14:val="tx1"/>
+            </w14:solidFill>
+          </w14:textFill>
+        </w:rPr>
+        <w:fldChar w:fldCharType="separate"/>
+      </w:r>
+      <w:r>
+        <w:rPr>
+          <w:rStyle w:val="7"/>
+          <w:rFonts w:hint="default" w:asciiTheme="minorAscii" w:hAnsiTheme="minorAscii"/>
+          <w:color w:val="000000" w:themeColor="text1"/>
+          <w:lang w:val="en-US"/>
+          <w14:textFill>
+            <w14:solidFill>
+              <w14:schemeClr w14:val="tx1"/>
+            </w14:solidFill>
+          </w14:textFill>
+        </w:rPr>
+        <w:t>https://codeforces.com/problemset/problem/1359/A</w:t>
       </w:r>
       <w:r>
         <w:rPr>
@@ -38591,7 +39379,7 @@
             </w14:solidFill>
           </w14:textFill>
         </w:rPr>
-        <w:instrText xml:space="preserve"> HYPERLINK "https://codeforces.com/problemset/problem/1809/B" </w:instrText>
+        <w:instrText xml:space="preserve"> HYPERLINK "https://codeforces.com/problemset/problem/1260/A" </w:instrText>
       </w:r>
       <w:r>
         <w:rPr>
@@ -38616,7 +39404,7 @@
             </w14:solidFill>
           </w14:textFill>
         </w:rPr>
-        <w:t>https://codeforces.com/problemset/problem/1809/B</w:t>
+        <w:t>https://codeforces.com/problemset/problem/1260/A</w:t>
       </w:r>
       <w:r>
         <w:rPr>
@@ -38630,6 +39418,8 @@
         </w:rPr>
         <w:fldChar w:fldCharType="end"/>
       </w:r>
+      <w:bookmarkStart w:id="0" w:name="_GoBack"/>
+      <w:bookmarkEnd w:id="0"/>
       <w:r>
         <w:rPr>
           <w:rFonts w:hint="default" w:asciiTheme="minorAscii" w:hAnsiTheme="minorAscii"/>
@@ -38672,20 +39462,6 @@
         </w:rPr>
         <w:t xml:space="preserve">Total: </w:t>
       </w:r>
-    </w:p>
-    <w:p>
-      <w:pPr>
-        <w:rPr>
-          <w:rStyle w:val="7"/>
-          <w:color w:val="000000" w:themeColor="text1"/>
-          <w:u w:val="none"/>
-          <w14:textFill>
-            <w14:solidFill>
-              <w14:schemeClr w14:val="tx1"/>
-            </w14:solidFill>
-          </w14:textFill>
-        </w:rPr>
-      </w:pPr>
     </w:p>
     <w:p>
       <w:pPr>

--- a/progress/LevelAKsystem.docx
+++ b/progress/LevelAKsystem.docx
@@ -38995,7 +38995,7 @@
       </w:r>
       <w:r>
         <w:rPr>
-          <w:rStyle w:val="7"/>
+          <w:rStyle w:val="6"/>
           <w:rFonts w:hint="default" w:asciiTheme="minorAscii" w:hAnsiTheme="minorAscii"/>
           <w:color w:val="000000" w:themeColor="text1"/>
           <w:lang w:val="en-US"/>
@@ -39044,6 +39044,19 @@
           </w14:textFill>
         </w:rPr>
         <w:t xml:space="preserve">  (800) -&gt; </w:t>
+      </w:r>
+      <w:r>
+        <w:rPr>
+          <w:rFonts w:hint="default" w:asciiTheme="minorAscii" w:hAnsiTheme="minorAscii"/>
+          <w:color w:val="000000" w:themeColor="text1"/>
+          <w:lang w:val="en-US"/>
+          <w14:textFill>
+            <w14:solidFill>
+              <w14:schemeClr w14:val="tx1"/>
+            </w14:solidFill>
+          </w14:textFill>
+        </w:rPr>
+        <w:t>10.31</w:t>
       </w:r>
     </w:p>
     <w:p>
@@ -39125,7 +39138,7 @@
       </w:r>
       <w:r>
         <w:rPr>
-          <w:rStyle w:val="7"/>
+          <w:rStyle w:val="6"/>
           <w:rFonts w:hint="default" w:asciiTheme="minorAscii" w:hAnsiTheme="minorAscii"/>
           <w:color w:val="000000" w:themeColor="text1"/>
           <w:lang w:val="en-US"/>
@@ -39186,6 +39199,19 @@
           </w14:textFill>
         </w:rPr>
         <w:t xml:space="preserve">) -&gt; </w:t>
+      </w:r>
+      <w:r>
+        <w:rPr>
+          <w:rFonts w:hint="default" w:asciiTheme="minorAscii" w:hAnsiTheme="minorAscii"/>
+          <w:color w:val="000000" w:themeColor="text1"/>
+          <w:lang w:val="en-US"/>
+          <w14:textFill>
+            <w14:solidFill>
+              <w14:schemeClr w14:val="tx1"/>
+            </w14:solidFill>
+          </w14:textFill>
+        </w:rPr>
+        <w:t>11.45</w:t>
       </w:r>
     </w:p>
     <w:p>
@@ -39267,7 +39293,7 @@
       </w:r>
       <w:r>
         <w:rPr>
-          <w:rStyle w:val="7"/>
+          <w:rStyle w:val="6"/>
           <w:rFonts w:hint="default" w:asciiTheme="minorAscii" w:hAnsiTheme="minorAscii"/>
           <w:color w:val="000000" w:themeColor="text1"/>
           <w:lang w:val="en-US"/>
@@ -39277,7 +39303,23 @@
             </w14:solidFill>
           </w14:textFill>
         </w:rPr>
-        <w:t>https://codeforces.com/problemset/problem/1359/A</w:t>
+        <w:t>https://codeforces.com/proble</w:t>
+      </w:r>
+      <w:bookmarkStart w:id="0" w:name="_GoBack"/>
+      <w:bookmarkEnd w:id="0"/>
+      <w:r>
+        <w:rPr>
+          <w:rStyle w:val="6"/>
+          <w:rFonts w:hint="default" w:asciiTheme="minorAscii" w:hAnsiTheme="minorAscii"/>
+          <w:color w:val="000000" w:themeColor="text1"/>
+          <w:lang w:val="en-US"/>
+          <w14:textFill>
+            <w14:solidFill>
+              <w14:schemeClr w14:val="tx1"/>
+            </w14:solidFill>
+          </w14:textFill>
+        </w:rPr>
+        <w:t>mset/problem/1359/A</w:t>
       </w:r>
       <w:r>
         <w:rPr>
@@ -39418,8 +39460,6 @@
         </w:rPr>
         <w:fldChar w:fldCharType="end"/>
       </w:r>
-      <w:bookmarkStart w:id="0" w:name="_GoBack"/>
-      <w:bookmarkEnd w:id="0"/>
       <w:r>
         <w:rPr>
           <w:rFonts w:hint="default" w:asciiTheme="minorAscii" w:hAnsiTheme="minorAscii"/>
